--- a/Framework/Magic/Промпты-эффектов.docx
+++ b/Framework/Magic/Промпты-эффектов.docx
@@ -382,6 +382,107 @@
         <w:t>Top-down view, a short trailing wake of foam and ripples left behind a magical wave, two diverging lines of white foam and small swirls, pale blue tint, painterly RimWorld style, transparent background, no ground, no characters.</w:t>
       </w:r>
     </w:p>
+    <w:p>
+      <w:r>
+        <w:br w:type="page"/>
+      </w:r>
+    </w:p>
+    <w:p>
+      <w:pPr>
+        <w:pStyle w:val="Heading1"/>
+      </w:pPr>
+      <w:r>
+        <w:t>Литьё магмой: базальт</w:t>
+      </w:r>
+    </w:p>
+    <w:p>
+      <w:r>
+        <w:t>Три текстуры для строительства магмой: стена, пол и форма, пока магма остывает. Стена в RimWorld рисуется атласом: одна картинка 1024×1024, разбитая на сетку 4×4 по 256 пикселей; игра сама выбирает кусок под соседей (угол, прямой участок, Т-образный стык, одиночная стена). Ниже — образец раскладки атласа: так должны быть расположены куски. Белый/серый цвет в образце — потому что игра красит стену в цвет материала; нашу базальтовую стену нужно рисовать сразу в её цветах.</w:t>
+      </w:r>
+    </w:p>
+    <w:p>
+      <w:r>
+        <w:drawing>
+          <wp:inline xmlns:a="http://schemas.openxmlformats.org/drawingml/2006/main" xmlns:pic="http://schemas.openxmlformats.org/drawingml/2006/picture">
+            <wp:extent cx="4320000" cy="4320000"/>
+            <wp:docPr id="1" name="Picture 1"/>
+            <wp:cNvGraphicFramePr>
+              <a:graphicFrameLocks noChangeAspect="1"/>
+            </wp:cNvGraphicFramePr>
+            <a:graphic>
+              <a:graphicData uri="http://schemas.openxmlformats.org/drawingml/2006/picture">
+                <pic:pic>
+                  <pic:nvPicPr>
+                    <pic:cNvPr id="0" name="wall_atlas_ref.png"/>
+                    <pic:cNvPicPr/>
+                  </pic:nvPicPr>
+                  <pic:blipFill>
+                    <a:blip r:embed="rId9"/>
+                    <a:stretch>
+                      <a:fillRect/>
+                    </a:stretch>
+                  </pic:blipFill>
+                  <pic:spPr>
+                    <a:xfrm>
+                      <a:off x="0" y="0"/>
+                      <a:ext cx="4320000" cy="4320000"/>
+                    </a:xfrm>
+                    <a:prstGeom prst="rect"/>
+                  </pic:spPr>
+                </pic:pic>
+              </a:graphicData>
+            </a:graphic>
+          </wp:inline>
+        </w:drawing>
+      </w:r>
+    </w:p>
+    <w:p>
+      <w:r>
+        <w:rPr>
+          <w:i/>
+        </w:rPr>
+        <w:t>Образец формата атласа стены RimWorld (пример из мода LTS Furnishing — только как образец раскладки, не стиль).</w:t>
+      </w:r>
+    </w:p>
+    <w:p>
+      <w:pPr>
+        <w:pStyle w:val="Heading2"/>
+      </w:pPr>
+      <w:r>
+        <w:t>Базальтовая стена — Things/Building/Avir/Magic/BasaltWall_Atlas.png, 1024×1024</w:t>
+      </w:r>
+    </w:p>
+    <w:p>
+      <w:r>
+        <w:t>Use the attached image ONLY as the layout reference (a RimWorld 4x4 wall atlas, 256 px tiles; keep exactly the same tile positions, shapes, outlines and the dark gaps between pieces). Repaint every piece as a wall of dark volcanic basalt: near-black grey stone with faint purple-grey sheen, columnar hexagonal cracks running vertically, a few thin dull-red seams of still-warm stone in the cracks, rough cooled-lava texture on the top faces, slightly lighter bevelled edges. Top-down RimWorld style, hand-painted, flat lighting from above, crisp black outline like the reference, transparent background outside the pieces. PNG.</w:t>
+      </w:r>
+    </w:p>
+    <w:p>
+      <w:pPr>
+        <w:pStyle w:val="Heading2"/>
+      </w:pPr>
+      <w:r>
+        <w:t>Базальтовый пол — Terrain/Avir/BasaltFloor.png, 1024×1024 (бесшовная плитка)</w:t>
+      </w:r>
+    </w:p>
+    <w:p>
+      <w:r>
+        <w:t>Seamless tileable top-down floor texture for RimWorld: smooth polished basalt poured as a floor, dark grey-black stone with subtle hexagonal basalt-column pattern, faint flow lines frozen in the stone, very light speckle, no strong highlights, no shadows, edges tile perfectly in all directions. Hand-painted RimWorld style, muted colours. PNG, no transparency.</w:t>
+      </w:r>
+    </w:p>
+    <w:p>
+      <w:pPr>
+        <w:pStyle w:val="Heading2"/>
+      </w:pPr>
+      <w:r>
+        <w:t>Форма с остывающей магмой — Things/Building/Avir/Magic/MagmaMold.png, 256×256</w:t>
+      </w:r>
+    </w:p>
+    <w:p>
+      <w:r>
+        <w:t>Top-down RimWorld building sprite, one cell: a square casting mould of rough dark stone slabs forming a frame, filled with glowing molten magma cooling inside - orange-red molten centre, darker crust forming at the edges, thin wisps of heat. Hand-painted RimWorld style, crisp dark outline, transparent background outside the frame. PNG.</w:t>
+      </w:r>
+    </w:p>
     <w:sectPr>
       <w:pgSz w:w="12240" w:h="15840"/>
       <w:pgMar w:top="1440" w:right="1800" w:bottom="1440" w:left="1800" w:header="720" w:footer="720" w:gutter="0"/>
